--- a/Unit-3.docx
+++ b/Unit-3.docx
@@ -3132,11 +3132,15 @@
           <w:rFonts w:ascii="Times New Roman" w:eastAsia="Times New Roman" w:hAnsi="Times New Roman" w:cs="Times New Roman"/>
           <w:b/>
           <w:bCs/>
-          <w:sz w:val="30"/>
+          <w:sz w:val="28"/>
           <w:szCs w:val="36"/>
         </w:rPr>
       </w:pPr>
-      <w:r>
+    </w:p>
+    <w:p>
+      <w:pPr>
+        <w:spacing w:before="100" w:beforeAutospacing="1" w:after="100" w:afterAutospacing="1" w:line="240" w:lineRule="auto"/>
+        <w:outlineLvl w:val="1"/>
         <w:rPr>
           <w:rFonts w:ascii="Times New Roman" w:eastAsia="Times New Roman" w:hAnsi="Times New Roman" w:cs="Times New Roman"/>
           <w:b/>
@@ -3144,6 +3148,42 @@
           <w:sz w:val="28"/>
           <w:szCs w:val="36"/>
         </w:rPr>
+      </w:pPr>
+    </w:p>
+    <w:p>
+      <w:pPr>
+        <w:spacing w:before="100" w:beforeAutospacing="1" w:after="100" w:afterAutospacing="1" w:line="240" w:lineRule="auto"/>
+        <w:outlineLvl w:val="1"/>
+        <w:rPr>
+          <w:rFonts w:ascii="Times New Roman" w:eastAsia="Times New Roman" w:hAnsi="Times New Roman" w:cs="Times New Roman"/>
+          <w:b/>
+          <w:bCs/>
+          <w:sz w:val="28"/>
+          <w:szCs w:val="36"/>
+        </w:rPr>
+      </w:pPr>
+    </w:p>
+    <w:p>
+      <w:pPr>
+        <w:spacing w:before="100" w:beforeAutospacing="1" w:after="100" w:afterAutospacing="1" w:line="240" w:lineRule="auto"/>
+        <w:outlineLvl w:val="1"/>
+        <w:rPr>
+          <w:rFonts w:ascii="Times New Roman" w:eastAsia="Times New Roman" w:hAnsi="Times New Roman" w:cs="Times New Roman"/>
+          <w:b/>
+          <w:bCs/>
+          <w:sz w:val="30"/>
+          <w:szCs w:val="36"/>
+        </w:rPr>
+      </w:pPr>
+      <w:r>
+        <w:rPr>
+          <w:rFonts w:ascii="Times New Roman" w:eastAsia="Times New Roman" w:hAnsi="Times New Roman" w:cs="Times New Roman"/>
+          <w:b/>
+          <w:bCs/>
+          <w:sz w:val="28"/>
+          <w:szCs w:val="36"/>
+        </w:rPr>
+        <w:lastRenderedPageBreak/>
         <w:t>11. Applications</w:t>
       </w:r>
     </w:p>
@@ -3248,6 +3288,16 @@
                 <w:szCs w:val="24"/>
               </w:rPr>
             </w:pPr>
+          </w:p>
+          <w:p>
+            <w:pPr>
+              <w:spacing w:after="0" w:line="240" w:lineRule="auto"/>
+              <w:rPr>
+                <w:rFonts w:ascii="Times New Roman" w:eastAsia="Times New Roman" w:hAnsi="Times New Roman" w:cs="Times New Roman"/>
+                <w:sz w:val="24"/>
+                <w:szCs w:val="24"/>
+              </w:rPr>
+            </w:pPr>
             <w:r>
               <w:rPr>
                 <w:rFonts w:ascii="Times New Roman" w:eastAsia="Times New Roman" w:hAnsi="Times New Roman" w:cs="Times New Roman"/>
@@ -3367,7 +3417,6 @@
                 <w:sz w:val="24"/>
                 <w:szCs w:val="24"/>
               </w:rPr>
-              <w:lastRenderedPageBreak/>
               <w:t>IoT</w:t>
             </w:r>
             <w:proofErr w:type="spellEnd"/>
@@ -4325,6 +4374,7 @@
                 <w:sz w:val="24"/>
                 <w:szCs w:val="24"/>
               </w:rPr>
+              <w:lastRenderedPageBreak/>
               <w:t>Continuous flow</w:t>
             </w:r>
           </w:p>
@@ -4553,7 +4603,6 @@
                 <w:sz w:val="24"/>
                 <w:szCs w:val="24"/>
               </w:rPr>
-              <w:lastRenderedPageBreak/>
               <w:t>Limited storage &amp; computation</w:t>
             </w:r>
           </w:p>
@@ -5713,6 +5762,7 @@
         </w:rPr>
       </w:pPr>
       <w:r>
+        <w:lastRenderedPageBreak/>
         <w:t xml:space="preserve">Example: “Compute average temperature over the </w:t>
       </w:r>
       <w:r>
@@ -5763,7 +5813,6 @@
           <w:sz w:val="24"/>
           <w:szCs w:val="24"/>
         </w:rPr>
-        <w:lastRenderedPageBreak/>
         <w:t>There are two main paradigms:</w:t>
       </w:r>
     </w:p>
@@ -6968,6 +7017,7 @@
                 <w:sz w:val="24"/>
                 <w:szCs w:val="24"/>
               </w:rPr>
+              <w:lastRenderedPageBreak/>
               <w:t>Domain</w:t>
             </w:r>
           </w:p>
@@ -7088,7 +7138,6 @@
                 <w:sz w:val="24"/>
                 <w:szCs w:val="24"/>
               </w:rPr>
-              <w:lastRenderedPageBreak/>
               <w:t>IoT</w:t>
             </w:r>
             <w:proofErr w:type="spellEnd"/>
